--- a/FUND-TRAIL-ANALYSIS-TOOL-main/FUND-TRAIL-TOOL-UPDATION-main/generated_letters/TEST_FOLDER_CHECK/suspect letter/Suspect_Account_Letter_2222222222.docx
+++ b/FUND-TRAIL-ANALYSIS-TOOL-main/FUND-TRAIL-TOOL-UPDATION-main/generated_letters/TEST_FOLDER_CHECK/suspect letter/Suspect_Account_Letter_2222222222.docx
@@ -280,7 +280,7 @@
                 <w:sz w:val="24"/>
                 <w:szCs w:val="24"/>
               </w:rPr>
-              <w:t xml:space="preserve"> 28-01-2026</w:t>
+              <w:t xml:space="preserve"> 03-02-2026</w:t>
             </w:r>
           </w:p>
         </w:tc>
@@ -412,7 +412,7 @@
           <w:sz w:val="24"/>
           <w:szCs w:val="24"/>
         </w:rPr>
-        <w:t>TEST0001</w:t>
+        <w:t>Unknown Bank</w:t>
       </w:r>
     </w:p>
     <w:p>
@@ -697,7 +697,7 @@
           <w:rFonts w:ascii="Bookman Old Style" w:hAnsi="Bookman Old Style"/>
           <w:sz w:val="24"/>
         </w:rPr>
-        <w:t xml:space="preserve">I am the investigating officer of the case mentioned in the subject. In this case, the victim has lost ₹1,000. Of the amount lost, partial amounts has been sent to the account mentioned below. Request you to provide the required details to proceed with the further investigation. </w:t>
+        <w:t>I am the investigating officer of the case mentioned in the subject. In this case, the victim has lost ₹0. Of the amount lost, partial amounts has been sent to the account mentioned below. Request you to provide the required details to proceed with the further investigation.</w:t>
       </w:r>
     </w:p>
     <w:p>
@@ -735,7 +735,7 @@
         </w:rPr>
       </w:pPr>
       <w:r>
-        <w:t>(2nd layer) Suspect Account Txn Details</w:t>
+        <w:t>(Unknown layer) Suspect Account Txn Details</w:t>
       </w:r>
     </w:p>
     <w:p>
@@ -985,68 +985,6 @@
                 <w:lang w:bidi="ta-IN"/>
               </w:rPr>
               <w:t>Ifsc Code</w:t>
-            </w:r>
-          </w:p>
-        </w:tc>
-      </w:tr>
-      <w:tr>
-        <w:tc>
-          <w:tcPr>
-            <w:tcW w:type="dxa" w:w="580"/>
-          </w:tcPr>
-          <w:p>
-            <w:r>
-              <w:t>1</w:t>
-            </w:r>
-          </w:p>
-        </w:tc>
-        <w:tc>
-          <w:tcPr>
-            <w:tcW w:type="dxa" w:w="1980"/>
-          </w:tcPr>
-          <w:p>
-            <w:r>
-              <w:t>2222222222</w:t>
-            </w:r>
-          </w:p>
-        </w:tc>
-        <w:tc>
-          <w:tcPr>
-            <w:tcW w:type="dxa" w:w="1559"/>
-          </w:tcPr>
-          <w:p>
-            <w:r>
-              <w:t>2025-01-02</w:t>
-            </w:r>
-          </w:p>
-        </w:tc>
-        <w:tc>
-          <w:tcPr>
-            <w:tcW w:type="dxa" w:w="1559"/>
-          </w:tcPr>
-          <w:p>
-            <w:r>
-              <w:t>2000.0</w:t>
-            </w:r>
-          </w:p>
-        </w:tc>
-        <w:tc>
-          <w:tcPr>
-            <w:tcW w:type="dxa" w:w="2176"/>
-          </w:tcPr>
-          <w:p>
-            <w:r>
-              <w:t>POH123</w:t>
-            </w:r>
-          </w:p>
-        </w:tc>
-        <w:tc>
-          <w:tcPr>
-            <w:tcW w:type="dxa" w:w="1652"/>
-          </w:tcPr>
-          <w:p>
-            <w:r>
-              <w:t>TEST0001</w:t>
             </w:r>
           </w:p>
         </w:tc>
